--- a/replicator-instructions.docx
+++ b/replicator-instructions.docx
@@ -12,22 +12,34 @@
       </w:pPr>
       <w:r>
         <w:rPr>
+          <w:rFonts w:ascii="Aptos" w:hAnsi="Aptos" w:eastAsia="Aptos" w:cs="Aptos" w:asciiTheme="minorHAnsi" w:hAnsiTheme="minorHAnsi" w:eastAsiaTheme="minorHAnsi" w:csTheme="minorBidi"/>
           <w:b/>
           <w:bCs/>
+          <w:kern w:val="2"/>
+          <w:sz w:val="24"/>
+          <w:szCs w:val="24"/>
         </w:rPr>
         <w:t>Instructions</w:t>
       </w:r>
       <w:r>
         <w:rPr>
+          <w:rFonts w:ascii="Aptos" w:hAnsi="Aptos" w:eastAsia="Aptos" w:cs="Aptos" w:asciiTheme="minorHAnsi" w:hAnsiTheme="minorHAnsi" w:eastAsiaTheme="minorHAnsi" w:csTheme="minorBidi"/>
           <w:b/>
           <w:bCs/>
+          <w:kern w:val="2"/>
+          <w:sz w:val="24"/>
+          <w:szCs w:val="24"/>
         </w:rPr>
         <w:t xml:space="preserve"> for Replicators</w:t>
       </w:r>
       <w:r>
         <w:rPr>
+          <w:rFonts w:ascii="Aptos" w:hAnsi="Aptos" w:eastAsia="Aptos" w:cs="Aptos" w:asciiTheme="minorHAnsi" w:hAnsiTheme="minorHAnsi" w:eastAsiaTheme="minorHAnsi" w:csTheme="minorBidi"/>
           <w:b/>
           <w:bCs/>
+          <w:kern w:val="2"/>
+          <w:sz w:val="24"/>
+          <w:szCs w:val="24"/>
         </w:rPr>
         <w:t>:</w:t>
       </w:r>
